--- a/textbook/docx/chapter_12_regression_discontinuity.docx
+++ b/textbook/docx/chapter_12_regression_discontinuity.docx
@@ -61,8 +61,8 @@
         <w:rPr>
           <w:i/>
           <w:iCs/>
-          <w:sz w:val="34"/>
-          <w:szCs w:val="34"/>
+          <w:sz w:val="32"/>
+          <w:szCs w:val="32"/>
           <w:rFonts w:ascii="Arial" w:cs="Arial" w:eastAsia="Arial" w:hAnsi="Arial"/>
         </w:rPr>
         <w:t xml:space="preserve">Regression Discontinuity Design in Health Economics</w:t>
@@ -1613,8 +1613,8 @@
               <w:rPr>
                 <w:b/>
                 <w:bCs/>
-                <w:sz w:val="16"/>
-                <w:szCs w:val="16"/>
+                <w:sz w:val="17"/>
+                <w:szCs w:val="17"/>
                 <w:rFonts w:ascii="Arial" w:cs="Arial" w:eastAsia="Arial" w:hAnsi="Arial"/>
               </w:rPr>
               <w:t xml:space="preserve">Validity Check</w:t>
@@ -1643,8 +1643,8 @@
               <w:rPr>
                 <w:b/>
                 <w:bCs/>
-                <w:sz w:val="16"/>
-                <w:szCs w:val="16"/>
+                <w:sz w:val="17"/>
+                <w:szCs w:val="17"/>
                 <w:rFonts w:ascii="Arial" w:cs="Arial" w:eastAsia="Arial" w:hAnsi="Arial"/>
               </w:rPr>
               <w:t xml:space="preserve">Method</w:t>
@@ -1673,8 +1673,8 @@
               <w:rPr>
                 <w:b/>
                 <w:bCs/>
-                <w:sz w:val="16"/>
-                <w:szCs w:val="16"/>
+                <w:sz w:val="17"/>
+                <w:szCs w:val="17"/>
                 <w:rFonts w:ascii="Arial" w:cs="Arial" w:eastAsia="Arial" w:hAnsi="Arial"/>
               </w:rPr>
               <w:t xml:space="preserve">Interpretation</w:t>
@@ -1704,8 +1704,8 @@
               <w:rPr>
                 <w:b w:val="false"/>
                 <w:bCs w:val="false"/>
-                <w:sz w:val="16"/>
-                <w:szCs w:val="16"/>
+                <w:sz w:val="17"/>
+                <w:szCs w:val="17"/>
                 <w:rFonts w:ascii="Arial" w:cs="Arial" w:eastAsia="Arial" w:hAnsi="Arial"/>
               </w:rPr>
               <w:t xml:space="preserve">No manipulation</w:t>
@@ -1733,8 +1733,8 @@
               <w:rPr>
                 <w:b w:val="false"/>
                 <w:bCs w:val="false"/>
-                <w:sz w:val="16"/>
-                <w:szCs w:val="16"/>
+                <w:sz w:val="17"/>
+                <w:szCs w:val="17"/>
                 <w:rFonts w:ascii="Arial" w:cs="Arial" w:eastAsia="Arial" w:hAnsi="Arial"/>
               </w:rPr>
               <w:t xml:space="preserve">McCrary/rddensity test</w:t>
@@ -1762,8 +1762,8 @@
               <w:rPr>
                 <w:b w:val="false"/>
                 <w:bCs w:val="false"/>
-                <w:sz w:val="16"/>
-                <w:szCs w:val="16"/>
+                <w:sz w:val="17"/>
+                <w:szCs w:val="17"/>
                 <w:rFonts w:ascii="Arial" w:cs="Arial" w:eastAsia="Arial" w:hAnsi="Arial"/>
               </w:rPr>
               <w:t xml:space="preserve">Continuous density at cutoff = no sorting</w:t>
@@ -1793,8 +1793,8 @@
               <w:rPr>
                 <w:b w:val="false"/>
                 <w:bCs w:val="false"/>
-                <w:sz w:val="16"/>
-                <w:szCs w:val="16"/>
+                <w:sz w:val="17"/>
+                <w:szCs w:val="17"/>
                 <w:rFonts w:ascii="Arial" w:cs="Arial" w:eastAsia="Arial" w:hAnsi="Arial"/>
               </w:rPr>
               <w:t xml:space="preserve">Covariate balance</w:t>
@@ -1822,8 +1822,8 @@
               <w:rPr>
                 <w:b w:val="false"/>
                 <w:bCs w:val="false"/>
-                <w:sz w:val="16"/>
-                <w:szCs w:val="16"/>
+                <w:sz w:val="17"/>
+                <w:szCs w:val="17"/>
                 <w:rFonts w:ascii="Arial" w:cs="Arial" w:eastAsia="Arial" w:hAnsi="Arial"/>
               </w:rPr>
               <w:t xml:space="preserve">RD with covariates as outcomes</w:t>
@@ -1851,8 +1851,8 @@
               <w:rPr>
                 <w:b w:val="false"/>
                 <w:bCs w:val="false"/>
-                <w:sz w:val="16"/>
-                <w:szCs w:val="16"/>
+                <w:sz w:val="17"/>
+                <w:szCs w:val="17"/>
                 <w:rFonts w:ascii="Arial" w:cs="Arial" w:eastAsia="Arial" w:hAnsi="Arial"/>
               </w:rPr>
               <w:t xml:space="preserve">No jumps in pre-determined variables</w:t>
@@ -1882,8 +1882,8 @@
               <w:rPr>
                 <w:b w:val="false"/>
                 <w:bCs w:val="false"/>
-                <w:sz w:val="16"/>
-                <w:szCs w:val="16"/>
+                <w:sz w:val="17"/>
+                <w:szCs w:val="17"/>
                 <w:rFonts w:ascii="Arial" w:cs="Arial" w:eastAsia="Arial" w:hAnsi="Arial"/>
               </w:rPr>
               <w:t xml:space="preserve">Bandwidth sensitivity</w:t>
@@ -1911,8 +1911,8 @@
               <w:rPr>
                 <w:b w:val="false"/>
                 <w:bCs w:val="false"/>
-                <w:sz w:val="16"/>
-                <w:szCs w:val="16"/>
+                <w:sz w:val="17"/>
+                <w:szCs w:val="17"/>
                 <w:rFonts w:ascii="Arial" w:cs="Arial" w:eastAsia="Arial" w:hAnsi="Arial"/>
               </w:rPr>
               <w:t xml:space="preserve">Multiple bandwidth estimates</w:t>
@@ -1940,8 +1940,8 @@
               <w:rPr>
                 <w:b w:val="false"/>
                 <w:bCs w:val="false"/>
-                <w:sz w:val="16"/>
-                <w:szCs w:val="16"/>
+                <w:sz w:val="17"/>
+                <w:szCs w:val="17"/>
                 <w:rFonts w:ascii="Arial" w:cs="Arial" w:eastAsia="Arial" w:hAnsi="Arial"/>
               </w:rPr>
               <w:t xml:space="preserve">Stable estimates across bandwidths</w:t>
@@ -1971,8 +1971,8 @@
               <w:rPr>
                 <w:b w:val="false"/>
                 <w:bCs w:val="false"/>
-                <w:sz w:val="16"/>
-                <w:szCs w:val="16"/>
+                <w:sz w:val="17"/>
+                <w:szCs w:val="17"/>
                 <w:rFonts w:ascii="Arial" w:cs="Arial" w:eastAsia="Arial" w:hAnsi="Arial"/>
               </w:rPr>
               <w:t xml:space="preserve">Placebo cutoffs</w:t>
@@ -2000,8 +2000,8 @@
               <w:rPr>
                 <w:b w:val="false"/>
                 <w:bCs w:val="false"/>
-                <w:sz w:val="16"/>
-                <w:szCs w:val="16"/>
+                <w:sz w:val="17"/>
+                <w:szCs w:val="17"/>
                 <w:rFonts w:ascii="Arial" w:cs="Arial" w:eastAsia="Arial" w:hAnsi="Arial"/>
               </w:rPr>
               <w:t xml:space="preserve">RD at non-threshold values</w:t>
@@ -2029,8 +2029,8 @@
               <w:rPr>
                 <w:b w:val="false"/>
                 <w:bCs w:val="false"/>
-                <w:sz w:val="16"/>
-                <w:szCs w:val="16"/>
+                <w:sz w:val="17"/>
+                <w:szCs w:val="17"/>
                 <w:rFonts w:ascii="Arial" w:cs="Arial" w:eastAsia="Arial" w:hAnsi="Arial"/>
               </w:rPr>
               <w:t xml:space="preserve">No effects at placebo cutoffs</w:t>
@@ -2060,8 +2060,8 @@
               <w:rPr>
                 <w:b w:val="false"/>
                 <w:bCs w:val="false"/>
-                <w:sz w:val="16"/>
-                <w:szCs w:val="16"/>
+                <w:sz w:val="17"/>
+                <w:szCs w:val="17"/>
                 <w:rFonts w:ascii="Arial" w:cs="Arial" w:eastAsia="Arial" w:hAnsi="Arial"/>
               </w:rPr>
               <w:t xml:space="preserve">Donut-hole</w:t>
@@ -2089,8 +2089,8 @@
               <w:rPr>
                 <w:b w:val="false"/>
                 <w:bCs w:val="false"/>
-                <w:sz w:val="16"/>
-                <w:szCs w:val="16"/>
+                <w:sz w:val="17"/>
+                <w:szCs w:val="17"/>
                 <w:rFonts w:ascii="Arial" w:cs="Arial" w:eastAsia="Arial" w:hAnsi="Arial"/>
               </w:rPr>
               <w:t xml:space="preserve">Exclude observations near cutoff</w:t>
@@ -2118,8 +2118,8 @@
               <w:rPr>
                 <w:b w:val="false"/>
                 <w:bCs w:val="false"/>
-                <w:sz w:val="16"/>
-                <w:szCs w:val="16"/>
+                <w:sz w:val="17"/>
+                <w:szCs w:val="17"/>
                 <w:rFonts w:ascii="Arial" w:cs="Arial" w:eastAsia="Arial" w:hAnsi="Arial"/>
               </w:rPr>
               <w:t xml:space="preserve">Robust to dropping potential manipulators</w:t>
@@ -2149,8 +2149,8 @@
               <w:rPr>
                 <w:b w:val="false"/>
                 <w:bCs w:val="false"/>
-                <w:sz w:val="16"/>
-                <w:szCs w:val="16"/>
+                <w:sz w:val="17"/>
+                <w:szCs w:val="17"/>
                 <w:rFonts w:ascii="Arial" w:cs="Arial" w:eastAsia="Arial" w:hAnsi="Arial"/>
               </w:rPr>
               <w:t xml:space="preserve">Visual inspection</w:t>
@@ -2178,8 +2178,8 @@
               <w:rPr>
                 <w:b w:val="false"/>
                 <w:bCs w:val="false"/>
-                <w:sz w:val="16"/>
-                <w:szCs w:val="16"/>
+                <w:sz w:val="17"/>
+                <w:szCs w:val="17"/>
                 <w:rFonts w:ascii="Arial" w:cs="Arial" w:eastAsia="Arial" w:hAnsi="Arial"/>
               </w:rPr>
               <w:t xml:space="preserve">RD plot with binned means + fit</w:t>
@@ -2207,8 +2207,8 @@
               <w:rPr>
                 <w:b w:val="false"/>
                 <w:bCs w:val="false"/>
-                <w:sz w:val="16"/>
-                <w:szCs w:val="16"/>
+                <w:sz w:val="17"/>
+                <w:szCs w:val="17"/>
                 <w:rFonts w:ascii="Arial" w:cs="Arial" w:eastAsia="Arial" w:hAnsi="Arial"/>
               </w:rPr>
               <w:t xml:space="preserve">Visible discontinuity at cutoff</w:t>
@@ -2293,8 +2293,8 @@
               <w:rPr>
                 <w:b/>
                 <w:bCs/>
-                <w:sz w:val="16"/>
-                <w:szCs w:val="16"/>
+                <w:sz w:val="17"/>
+                <w:szCs w:val="17"/>
                 <w:rFonts w:ascii="Arial" w:cs="Arial" w:eastAsia="Arial" w:hAnsi="Arial"/>
               </w:rPr>
               <w:t xml:space="preserve">Study</w:t>
@@ -2323,8 +2323,8 @@
               <w:rPr>
                 <w:b/>
                 <w:bCs/>
-                <w:sz w:val="16"/>
-                <w:szCs w:val="16"/>
+                <w:sz w:val="17"/>
+                <w:szCs w:val="17"/>
                 <w:rFonts w:ascii="Arial" w:cs="Arial" w:eastAsia="Arial" w:hAnsi="Arial"/>
               </w:rPr>
               <w:t xml:space="preserve">Running Variable</w:t>
@@ -2353,8 +2353,8 @@
               <w:rPr>
                 <w:b/>
                 <w:bCs/>
-                <w:sz w:val="16"/>
-                <w:szCs w:val="16"/>
+                <w:sz w:val="17"/>
+                <w:szCs w:val="17"/>
                 <w:rFonts w:ascii="Arial" w:cs="Arial" w:eastAsia="Arial" w:hAnsi="Arial"/>
               </w:rPr>
               <w:t xml:space="preserve">Cutoff</w:t>
@@ -2383,8 +2383,8 @@
               <w:rPr>
                 <w:b/>
                 <w:bCs/>
-                <w:sz w:val="16"/>
-                <w:szCs w:val="16"/>
+                <w:sz w:val="17"/>
+                <w:szCs w:val="17"/>
                 <w:rFonts w:ascii="Arial" w:cs="Arial" w:eastAsia="Arial" w:hAnsi="Arial"/>
               </w:rPr>
               <w:t xml:space="preserve">Treatment</w:t>
@@ -2413,8 +2413,8 @@
               <w:rPr>
                 <w:b/>
                 <w:bCs/>
-                <w:sz w:val="16"/>
-                <w:szCs w:val="16"/>
+                <w:sz w:val="17"/>
+                <w:szCs w:val="17"/>
                 <w:rFonts w:ascii="Arial" w:cs="Arial" w:eastAsia="Arial" w:hAnsi="Arial"/>
               </w:rPr>
               <w:t xml:space="preserve">Key Finding</w:t>
@@ -2444,8 +2444,8 @@
               <w:rPr>
                 <w:b w:val="false"/>
                 <w:bCs w:val="false"/>
-                <w:sz w:val="16"/>
-                <w:szCs w:val="16"/>
+                <w:sz w:val="17"/>
+                <w:szCs w:val="17"/>
                 <w:rFonts w:ascii="Arial" w:cs="Arial" w:eastAsia="Arial" w:hAnsi="Arial"/>
               </w:rPr>
               <w:t xml:space="preserve">Card, Dobkin, Maestas (2008)</w:t>
@@ -2473,8 +2473,8 @@
               <w:rPr>
                 <w:b w:val="false"/>
                 <w:bCs w:val="false"/>
-                <w:sz w:val="16"/>
-                <w:szCs w:val="16"/>
+                <w:sz w:val="17"/>
+                <w:szCs w:val="17"/>
                 <w:rFonts w:ascii="Arial" w:cs="Arial" w:eastAsia="Arial" w:hAnsi="Arial"/>
               </w:rPr>
               <w:t xml:space="preserve">Age</w:t>
@@ -2502,8 +2502,8 @@
               <w:rPr>
                 <w:b w:val="false"/>
                 <w:bCs w:val="false"/>
-                <w:sz w:val="16"/>
-                <w:szCs w:val="16"/>
+                <w:sz w:val="17"/>
+                <w:szCs w:val="17"/>
                 <w:rFonts w:ascii="Arial" w:cs="Arial" w:eastAsia="Arial" w:hAnsi="Arial"/>
               </w:rPr>
               <w:t xml:space="preserve">65 years</w:t>
@@ -2531,8 +2531,8 @@
               <w:rPr>
                 <w:b w:val="false"/>
                 <w:bCs w:val="false"/>
-                <w:sz w:val="16"/>
-                <w:szCs w:val="16"/>
+                <w:sz w:val="17"/>
+                <w:szCs w:val="17"/>
                 <w:rFonts w:ascii="Arial" w:cs="Arial" w:eastAsia="Arial" w:hAnsi="Arial"/>
               </w:rPr>
               <w:t xml:space="preserve">Medicare eligibility</w:t>
@@ -2560,8 +2560,8 @@
               <w:rPr>
                 <w:b w:val="false"/>
                 <w:bCs w:val="false"/>
-                <w:sz w:val="16"/>
-                <w:szCs w:val="16"/>
+                <w:sz w:val="17"/>
+                <w:szCs w:val="17"/>
                 <w:rFonts w:ascii="Arial" w:cs="Arial" w:eastAsia="Arial" w:hAnsi="Arial"/>
               </w:rPr>
               <w:t xml:space="preserve">Insurance ↑ 14pp; admissions ↑ 20%</w:t>
@@ -2591,8 +2591,8 @@
               <w:rPr>
                 <w:b w:val="false"/>
                 <w:bCs w:val="false"/>
-                <w:sz w:val="16"/>
-                <w:szCs w:val="16"/>
+                <w:sz w:val="17"/>
+                <w:szCs w:val="17"/>
                 <w:rFonts w:ascii="Arial" w:cs="Arial" w:eastAsia="Arial" w:hAnsi="Arial"/>
               </w:rPr>
               <w:t xml:space="preserve">Card, Dobkin, Maestas (2009)</w:t>
@@ -2620,8 +2620,8 @@
               <w:rPr>
                 <w:b w:val="false"/>
                 <w:bCs w:val="false"/>
-                <w:sz w:val="16"/>
-                <w:szCs w:val="16"/>
+                <w:sz w:val="17"/>
+                <w:szCs w:val="17"/>
                 <w:rFonts w:ascii="Arial" w:cs="Arial" w:eastAsia="Arial" w:hAnsi="Arial"/>
               </w:rPr>
               <w:t xml:space="preserve">Age</w:t>
@@ -2649,8 +2649,8 @@
               <w:rPr>
                 <w:b w:val="false"/>
                 <w:bCs w:val="false"/>
-                <w:sz w:val="16"/>
-                <w:szCs w:val="16"/>
+                <w:sz w:val="17"/>
+                <w:szCs w:val="17"/>
                 <w:rFonts w:ascii="Arial" w:cs="Arial" w:eastAsia="Arial" w:hAnsi="Arial"/>
               </w:rPr>
               <w:t xml:space="preserve">65 years</w:t>
@@ -2678,8 +2678,8 @@
               <w:rPr>
                 <w:b w:val="false"/>
                 <w:bCs w:val="false"/>
-                <w:sz w:val="16"/>
-                <w:szCs w:val="16"/>
+                <w:sz w:val="17"/>
+                <w:szCs w:val="17"/>
                 <w:rFonts w:ascii="Arial" w:cs="Arial" w:eastAsia="Arial" w:hAnsi="Arial"/>
               </w:rPr>
               <w:t xml:space="preserve">Medicare eligibility</w:t>
@@ -2707,8 +2707,8 @@
               <w:rPr>
                 <w:b w:val="false"/>
                 <w:bCs w:val="false"/>
-                <w:sz w:val="16"/>
-                <w:szCs w:val="16"/>
+                <w:sz w:val="17"/>
+                <w:szCs w:val="17"/>
                 <w:rFonts w:ascii="Arial" w:cs="Arial" w:eastAsia="Arial" w:hAnsi="Arial"/>
               </w:rPr>
               <w:t xml:space="preserve">Small reduction in 7-day mortality</w:t>
@@ -2738,8 +2738,8 @@
               <w:rPr>
                 <w:b w:val="false"/>
                 <w:bCs w:val="false"/>
-                <w:sz w:val="16"/>
-                <w:szCs w:val="16"/>
+                <w:sz w:val="17"/>
+                <w:szCs w:val="17"/>
                 <w:rFonts w:ascii="Arial" w:cs="Arial" w:eastAsia="Arial" w:hAnsi="Arial"/>
               </w:rPr>
               <w:t xml:space="preserve">Almond et al. (2010)</w:t>
@@ -2767,8 +2767,8 @@
               <w:rPr>
                 <w:b w:val="false"/>
                 <w:bCs w:val="false"/>
-                <w:sz w:val="16"/>
-                <w:szCs w:val="16"/>
+                <w:sz w:val="17"/>
+                <w:szCs w:val="17"/>
                 <w:rFonts w:ascii="Arial" w:cs="Arial" w:eastAsia="Arial" w:hAnsi="Arial"/>
               </w:rPr>
               <w:t xml:space="preserve">Birth weight</w:t>
@@ -2796,8 +2796,8 @@
               <w:rPr>
                 <w:b w:val="false"/>
                 <w:bCs w:val="false"/>
-                <w:sz w:val="16"/>
-                <w:szCs w:val="16"/>
+                <w:sz w:val="17"/>
+                <w:szCs w:val="17"/>
                 <w:rFonts w:ascii="Arial" w:cs="Arial" w:eastAsia="Arial" w:hAnsi="Arial"/>
               </w:rPr>
               <w:t xml:space="preserve">1,500g</w:t>
@@ -2825,8 +2825,8 @@
               <w:rPr>
                 <w:b w:val="false"/>
                 <w:bCs w:val="false"/>
-                <w:sz w:val="16"/>
-                <w:szCs w:val="16"/>
+                <w:sz w:val="17"/>
+                <w:szCs w:val="17"/>
                 <w:rFonts w:ascii="Arial" w:cs="Arial" w:eastAsia="Arial" w:hAnsi="Arial"/>
               </w:rPr>
               <w:t xml:space="preserve">VLBW classification → intensive NICU</w:t>
@@ -2854,8 +2854,8 @@
               <w:rPr>
                 <w:b w:val="false"/>
                 <w:bCs w:val="false"/>
-                <w:sz w:val="16"/>
-                <w:szCs w:val="16"/>
+                <w:sz w:val="17"/>
+                <w:szCs w:val="17"/>
                 <w:rFonts w:ascii="Arial" w:cs="Arial" w:eastAsia="Arial" w:hAnsi="Arial"/>
               </w:rPr>
               <w:t xml:space="preserve">Mortality ↓ 0.7-1.0pp from additional treatment</w:t>
@@ -2885,8 +2885,8 @@
               <w:rPr>
                 <w:b w:val="false"/>
                 <w:bCs w:val="false"/>
-                <w:sz w:val="16"/>
-                <w:szCs w:val="16"/>
+                <w:sz w:val="17"/>
+                <w:szCs w:val="17"/>
                 <w:rFonts w:ascii="Arial" w:cs="Arial" w:eastAsia="Arial" w:hAnsi="Arial"/>
               </w:rPr>
               <w:t xml:space="preserve">Barreca et al. (2011)</w:t>
@@ -2914,8 +2914,8 @@
               <w:rPr>
                 <w:b w:val="false"/>
                 <w:bCs w:val="false"/>
-                <w:sz w:val="16"/>
-                <w:szCs w:val="16"/>
+                <w:sz w:val="17"/>
+                <w:szCs w:val="17"/>
                 <w:rFonts w:ascii="Arial" w:cs="Arial" w:eastAsia="Arial" w:hAnsi="Arial"/>
               </w:rPr>
               <w:t xml:space="preserve">Birth weight</w:t>
@@ -2943,8 +2943,8 @@
               <w:rPr>
                 <w:b w:val="false"/>
                 <w:bCs w:val="false"/>
-                <w:sz w:val="16"/>
-                <w:szCs w:val="16"/>
+                <w:sz w:val="17"/>
+                <w:szCs w:val="17"/>
                 <w:rFonts w:ascii="Arial" w:cs="Arial" w:eastAsia="Arial" w:hAnsi="Arial"/>
               </w:rPr>
               <w:t xml:space="preserve">1,500g</w:t>
@@ -2972,8 +2972,8 @@
               <w:rPr>
                 <w:b w:val="false"/>
                 <w:bCs w:val="false"/>
-                <w:sz w:val="16"/>
-                <w:szCs w:val="16"/>
+                <w:sz w:val="17"/>
+                <w:szCs w:val="17"/>
                 <w:rFonts w:ascii="Arial" w:cs="Arial" w:eastAsia="Arial" w:hAnsi="Arial"/>
               </w:rPr>
               <w:t xml:space="preserve">VLBW classification</w:t>
@@ -3001,8 +3001,8 @@
               <w:rPr>
                 <w:b w:val="false"/>
                 <w:bCs w:val="false"/>
-                <w:sz w:val="16"/>
-                <w:szCs w:val="16"/>
+                <w:sz w:val="17"/>
+                <w:szCs w:val="17"/>
                 <w:rFonts w:ascii="Arial" w:cs="Arial" w:eastAsia="Arial" w:hAnsi="Arial"/>
               </w:rPr>
               <w:t xml:space="preserve">Confirmed Almond; robust to heaping</w:t>
@@ -3032,8 +3032,8 @@
               <w:rPr>
                 <w:b w:val="false"/>
                 <w:bCs w:val="false"/>
-                <w:sz w:val="16"/>
-                <w:szCs w:val="16"/>
+                <w:sz w:val="17"/>
+                <w:szCs w:val="17"/>
                 <w:rFonts w:ascii="Arial" w:cs="Arial" w:eastAsia="Arial" w:hAnsi="Arial"/>
               </w:rPr>
               <w:t xml:space="preserve">Dafny &amp; Gruber (2005)</w:t>
@@ -3061,8 +3061,8 @@
               <w:rPr>
                 <w:b w:val="false"/>
                 <w:bCs w:val="false"/>
-                <w:sz w:val="16"/>
-                <w:szCs w:val="16"/>
+                <w:sz w:val="17"/>
+                <w:szCs w:val="17"/>
                 <w:rFonts w:ascii="Arial" w:cs="Arial" w:eastAsia="Arial" w:hAnsi="Arial"/>
               </w:rPr>
               <w:t xml:space="preserve">Medicaid income</w:t>
@@ -3090,8 +3090,8 @@
               <w:rPr>
                 <w:b w:val="false"/>
                 <w:bCs w:val="false"/>
-                <w:sz w:val="16"/>
-                <w:szCs w:val="16"/>
+                <w:sz w:val="17"/>
+                <w:szCs w:val="17"/>
                 <w:rFonts w:ascii="Arial" w:cs="Arial" w:eastAsia="Arial" w:hAnsi="Arial"/>
               </w:rPr>
               <w:t xml:space="preserve">State thresholds</w:t>
@@ -3119,8 +3119,8 @@
               <w:rPr>
                 <w:b w:val="false"/>
                 <w:bCs w:val="false"/>
-                <w:sz w:val="16"/>
-                <w:szCs w:val="16"/>
+                <w:sz w:val="17"/>
+                <w:szCs w:val="17"/>
                 <w:rFonts w:ascii="Arial" w:cs="Arial" w:eastAsia="Arial" w:hAnsi="Arial"/>
               </w:rPr>
               <w:t xml:space="preserve">Medicaid eligibility</w:t>
@@ -3148,8 +3148,8 @@
               <w:rPr>
                 <w:b w:val="false"/>
                 <w:bCs w:val="false"/>
-                <w:sz w:val="16"/>
-                <w:szCs w:val="16"/>
+                <w:sz w:val="17"/>
+                <w:szCs w:val="17"/>
                 <w:rFonts w:ascii="Arial" w:cs="Arial" w:eastAsia="Arial" w:hAnsi="Arial"/>
               </w:rPr>
               <w:t xml:space="preserve">Coverage ↑; crowd-out of private insurance</w:t>
@@ -3179,8 +3179,8 @@
               <w:rPr>
                 <w:b w:val="false"/>
                 <w:bCs w:val="false"/>
-                <w:sz w:val="16"/>
-                <w:szCs w:val="16"/>
+                <w:sz w:val="17"/>
+                <w:szCs w:val="17"/>
                 <w:rFonts w:ascii="Arial" w:cs="Arial" w:eastAsia="Arial" w:hAnsi="Arial"/>
               </w:rPr>
               <w:t xml:space="preserve">CMS Star Ratings studies</w:t>
@@ -3208,8 +3208,8 @@
               <w:rPr>
                 <w:b w:val="false"/>
                 <w:bCs w:val="false"/>
-                <w:sz w:val="16"/>
-                <w:szCs w:val="16"/>
+                <w:sz w:val="17"/>
+                <w:szCs w:val="17"/>
                 <w:rFonts w:ascii="Arial" w:cs="Arial" w:eastAsia="Arial" w:hAnsi="Arial"/>
               </w:rPr>
               <w:t xml:space="preserve">Quality composite</w:t>
@@ -3237,8 +3237,8 @@
               <w:rPr>
                 <w:b w:val="false"/>
                 <w:bCs w:val="false"/>
-                <w:sz w:val="16"/>
-                <w:szCs w:val="16"/>
+                <w:sz w:val="17"/>
+                <w:szCs w:val="17"/>
                 <w:rFonts w:ascii="Arial" w:cs="Arial" w:eastAsia="Arial" w:hAnsi="Arial"/>
               </w:rPr>
               <w:t xml:space="preserve">Star cutoffs</w:t>
@@ -3266,8 +3266,8 @@
               <w:rPr>
                 <w:b w:val="false"/>
                 <w:bCs w:val="false"/>
-                <w:sz w:val="16"/>
-                <w:szCs w:val="16"/>
+                <w:sz w:val="17"/>
+                <w:szCs w:val="17"/>
                 <w:rFonts w:ascii="Arial" w:cs="Arial" w:eastAsia="Arial" w:hAnsi="Arial"/>
               </w:rPr>
               <w:t xml:space="preserve">Public quality rating</w:t>
@@ -3295,8 +3295,8 @@
               <w:rPr>
                 <w:b w:val="false"/>
                 <w:bCs w:val="false"/>
-                <w:sz w:val="16"/>
-                <w:szCs w:val="16"/>
+                <w:sz w:val="17"/>
+                <w:szCs w:val="17"/>
                 <w:rFonts w:ascii="Arial" w:cs="Arial" w:eastAsia="Arial" w:hAnsi="Arial"/>
               </w:rPr>
               <w:t xml:space="preserve">Modest patient choice effects</w:t>
@@ -3326,8 +3326,8 @@
               <w:rPr>
                 <w:b w:val="false"/>
                 <w:bCs w:val="false"/>
-                <w:sz w:val="16"/>
-                <w:szCs w:val="16"/>
+                <w:sz w:val="17"/>
+                <w:szCs w:val="17"/>
                 <w:rFonts w:ascii="Arial" w:cs="Arial" w:eastAsia="Arial" w:hAnsi="Arial"/>
               </w:rPr>
               <w:t xml:space="preserve">HRRP threshold studies</w:t>
@@ -3355,8 +3355,8 @@
               <w:rPr>
                 <w:b w:val="false"/>
                 <w:bCs w:val="false"/>
-                <w:sz w:val="16"/>
-                <w:szCs w:val="16"/>
+                <w:sz w:val="17"/>
+                <w:szCs w:val="17"/>
                 <w:rFonts w:ascii="Arial" w:cs="Arial" w:eastAsia="Arial" w:hAnsi="Arial"/>
               </w:rPr>
               <w:t xml:space="preserve">Readmission ratio</w:t>
@@ -3384,8 +3384,8 @@
               <w:rPr>
                 <w:b w:val="false"/>
                 <w:bCs w:val="false"/>
-                <w:sz w:val="16"/>
-                <w:szCs w:val="16"/>
+                <w:sz w:val="17"/>
+                <w:szCs w:val="17"/>
                 <w:rFonts w:ascii="Arial" w:cs="Arial" w:eastAsia="Arial" w:hAnsi="Arial"/>
               </w:rPr>
               <w:t xml:space="preserve">1.0</w:t>
@@ -3413,8 +3413,8 @@
               <w:rPr>
                 <w:b w:val="false"/>
                 <w:bCs w:val="false"/>
-                <w:sz w:val="16"/>
-                <w:szCs w:val="16"/>
+                <w:sz w:val="17"/>
+                <w:szCs w:val="17"/>
                 <w:rFonts w:ascii="Arial" w:cs="Arial" w:eastAsia="Arial" w:hAnsi="Arial"/>
               </w:rPr>
               <w:t xml:space="preserve">Financial penalty</w:t>
@@ -3442,8 +3442,8 @@
               <w:rPr>
                 <w:b w:val="false"/>
                 <w:bCs w:val="false"/>
-                <w:sz w:val="16"/>
-                <w:szCs w:val="16"/>
+                <w:sz w:val="17"/>
+                <w:szCs w:val="17"/>
                 <w:rFonts w:ascii="Arial" w:cs="Arial" w:eastAsia="Arial" w:hAnsi="Arial"/>
               </w:rPr>
               <w:t xml:space="preserve">Small behavioral response near threshold</w:t>
@@ -4183,7 +4183,7 @@
         <w:szCs w:val="18"/>
         <w:rFonts w:ascii="Arial" w:cs="Arial" w:eastAsia="Arial" w:hAnsi="Arial"/>
       </w:rPr>
-      <w:t xml:space="preserve">Chapter 12: Regression Discontinuity</w:t>
+      <w:t xml:space="preserve">Chapter 12: Regression Discontinuity Design in Healt</w:t>
     </w:r>
   </w:p>
 </w:hdr>
